--- a/project-group/stage4/report/report.docx
+++ b/project-group/stage4/report/report.docx
@@ -7,7 +7,7 @@
         <w:pStyle w:val="Title"/>
       </w:pPr>
       <w:r>
-        <w:t xml:space="preserve">Шаблон отчёта по лабораторной работе</w:t>
+        <w:t xml:space="preserve">Тепловодность, детерминированное горение</w:t>
       </w:r>
     </w:p>
     <w:p>
@@ -15,7 +15,7 @@
         <w:pStyle w:val="Subtitle"/>
       </w:pPr>
       <w:r>
-        <w:t xml:space="preserve">Простейший вариант</w:t>
+        <w:t xml:space="preserve">Этап №4</w:t>
       </w:r>
     </w:p>
     <w:p>
@@ -23,7 +23,7 @@
         <w:pStyle w:val="Author"/>
       </w:pPr>
       <w:r>
-        <w:t xml:space="preserve">Дмитрий Сергеевич Кулябов</w:t>
+        <w:t xml:space="preserve">Шулуужук А., Скандарова П., Замбалова Д., Кузнецова С., Поляков Г., Цвелев С.</w:t>
       </w:r>
     </w:p>
     <w:sdt>

--- a/project-group/stage4/report/report.docx
+++ b/project-group/stage4/report/report.docx
@@ -137,7 +137,7 @@
       </w:r>
     </w:p>
     <w:bookmarkEnd w:id="20"/>
-    <w:bookmarkStart w:id="26" w:name="задание"/>
+    <w:bookmarkStart w:id="24" w:name="задание"/>
     <w:p>
       <w:pPr>
         <w:pStyle w:val="Heading1"/>
@@ -167,7 +167,7 @@
         <w:t xml:space="preserve">1. Цель проекта</w:t>
       </w:r>
     </w:p>
-    <w:bookmarkStart w:id="25" w:name="инструменты-и-языки"/>
+    <w:bookmarkStart w:id="21" w:name="инструменты-и-языки"/>
     <w:p>
       <w:pPr>
         <w:pStyle w:val="Heading2"/>
@@ -221,15 +221,30 @@
       <w:r>
         <w:t xml:space="preserve">, поскольку он предоставляет мощные библиотеки, такие как Matplotlib и NumPy, для построения графиков и анализа данных. Такая связка позволила нам эффективно разделить задачи: вычисления производятся на Julia, а интерпретация и визуализация — на Python.</w:t>
       </w:r>
-      <w:r>
-        <w:t xml:space="preserve"> </w:t>
-      </w:r>
-      <w:r>
-        <w:t xml:space="preserve">## 3. Математическая модель</w:t>
-      </w:r>
-      <w:r>
-        <w:t xml:space="preserve"> </w:t>
-      </w:r>
+    </w:p>
+    <w:bookmarkEnd w:id="21"/>
+    <w:bookmarkStart w:id="22" w:name="математическая-модель"/>
+    <w:p>
+      <w:pPr>
+        <w:pStyle w:val="Heading2"/>
+      </w:pPr>
+      <w:r>
+        <w:rPr>
+          <w:rStyle w:val="SectionNumber"/>
+        </w:rPr>
+        <w:t xml:space="preserve">2.2</w:t>
+      </w:r>
+      <w:r>
+        <w:tab/>
+      </w:r>
+      <w:r>
+        <w:t xml:space="preserve">3. Математическая модель</w:t>
+      </w:r>
+    </w:p>
+    <w:p>
+      <w:pPr>
+        <w:pStyle w:val="FirstParagraph"/>
+      </w:pPr>
       <w:r>
         <w:t xml:space="preserve">Модель основана на уравнении теплопроводности, в которое добавлен источник тепла, обусловленный экзотермической химической реакцией. Реакция описана уравнением Аррениуса, и её интенсивность зависит от температуры, предэкспоненциального множителя и энергии активации.</w:t>
       </w:r>
@@ -239,27 +254,42 @@
       <w:r>
         <w:t xml:space="preserve">Также учитывается теплообмен с внешней средой через правую границу материала — это реализовано в виде конвективного теплообмена. Таким образом, у нас есть комплексная система: внутренняя теплопередача, 2 генерация тепла за счёт химической реакции и теплообмен снаружи.</w:t>
       </w:r>
-      <w:r>
-        <w:t xml:space="preserve"> </w:t>
-      </w:r>
-      <w:r>
-        <w:t xml:space="preserve">## 4. Структура программы</w:t>
-      </w:r>
-      <w:r>
-        <w:t xml:space="preserve"> </w:t>
-      </w:r>
+    </w:p>
+    <w:bookmarkEnd w:id="22"/>
+    <w:bookmarkStart w:id="23" w:name="структура-программы"/>
+    <w:p>
+      <w:pPr>
+        <w:pStyle w:val="Heading2"/>
+      </w:pPr>
+      <w:r>
+        <w:rPr>
+          <w:rStyle w:val="SectionNumber"/>
+        </w:rPr>
+        <w:t xml:space="preserve">2.3</w:t>
+      </w:r>
+      <w:r>
+        <w:tab/>
+      </w:r>
+      <w:r>
+        <w:t xml:space="preserve">4. Структура программы</w:t>
+      </w:r>
+    </w:p>
+    <w:p>
+      <w:pPr>
+        <w:pStyle w:val="FirstParagraph"/>
+      </w:pPr>
       <w:r>
         <w:t xml:space="preserve">Всю реализацию мы разбили на два ключевых модуля:</w:t>
       </w:r>
-      <w:r>
-        <w:t xml:space="preserve"> </w:t>
-      </w:r>
-      <w:r>
-        <w:t xml:space="preserve">*</w:t>
-      </w:r>
-      <w:r>
-        <w:t xml:space="preserve"> </w:t>
-      </w:r>
+    </w:p>
+    <w:p>
+      <w:pPr>
+        <w:pStyle w:val="Compact"/>
+        <w:numPr>
+          <w:ilvl w:val="0"/>
+          <w:numId w:val="1001"/>
+        </w:numPr>
+      </w:pPr>
       <w:r>
         <w:rPr>
           <w:b/>
@@ -276,15 +306,15 @@
       <w:r>
         <w:t xml:space="preserve">решения трёхдиагональных матриц, возникающих при дискретизации уравнений.</w:t>
       </w:r>
-      <w:r>
-        <w:t xml:space="preserve"> </w:t>
-      </w:r>
-      <w:r>
-        <w:t xml:space="preserve">*</w:t>
-      </w:r>
-      <w:r>
-        <w:t xml:space="preserve"> </w:t>
-      </w:r>
+    </w:p>
+    <w:p>
+      <w:pPr>
+        <w:pStyle w:val="Compact"/>
+        <w:numPr>
+          <w:ilvl w:val="0"/>
+          <w:numId w:val="1001"/>
+        </w:numPr>
+      </w:pPr>
       <w:r>
         <w:rPr>
           <w:b/>
@@ -295,9 +325,11 @@
       <w:r>
         <w:t xml:space="preserve">: строит графики зависимости температуры от времени и по координате. Мы исследовали поведение температуры в различных точках материала, а также общий характер решения при разных значениях энергии активации.</w:t>
       </w:r>
-      <w:r>
-        <w:t xml:space="preserve"> </w:t>
-      </w:r>
+    </w:p>
+    <w:p>
+      <w:pPr>
+        <w:pStyle w:val="FirstParagraph"/>
+      </w:pPr>
       <w:r>
         <w:t xml:space="preserve">##5. Численная реализация</w:t>
       </w:r>
@@ -335,75 +367,11 @@
         <w:pStyle w:val="Compact"/>
         <w:numPr>
           <w:ilvl w:val="0"/>
-          <w:numId w:val="1001"/>
+          <w:numId w:val="1002"/>
         </w:numPr>
       </w:pPr>
       <w:r>
         <w:t xml:space="preserve">В прямом ходе рассчитываются коэффициенты альфа и бета.</w:t>
-      </w:r>
-    </w:p>
-    <w:p>
-      <w:pPr>
-        <w:pStyle w:val="Compact"/>
-        <w:numPr>
-          <w:ilvl w:val="0"/>
-          <w:numId w:val="1001"/>
-        </w:numPr>
-      </w:pPr>
-      <w:r>
-        <w:t xml:space="preserve">В обратном — по ним определяется температура в каждом узле.</w:t>
-      </w:r>
-    </w:p>
-    <w:p>
-      <w:pPr>
-        <w:pStyle w:val="FirstParagraph"/>
-      </w:pPr>
-      <w:r>
-        <w:t xml:space="preserve">Это итеративный процесс: на каждом шаге рассчитываются новые значения температуры, и</w:t>
-      </w:r>
-      <w:r>
-        <w:t xml:space="preserve"> </w:t>
-      </w:r>
-      <w:r>
-        <w:t xml:space="preserve">вычисления продолжаются, пока не будет достигнуто сходимости по критерию (разница между итерациями становится меньше ε = 1e-5).</w:t>
-      </w:r>
-    </w:p>
-    <w:p>
-      <w:pPr>
-        <w:pStyle w:val="BodyText"/>
-      </w:pPr>
-      <w:r>
-        <w:t xml:space="preserve">На границах задаются условия:</w:t>
-      </w:r>
-      <w:r>
-        <w:t xml:space="preserve"> </w:t>
-      </w:r>
-      <w:r>
-        <w:t xml:space="preserve">* Левая граница — фиксированная температура.</w:t>
-      </w:r>
-      <w:r>
-        <w:t xml:space="preserve"> </w:t>
-      </w:r>
-      <w:r>
-        <w:t xml:space="preserve">* Правая — теплообмен с внешней средой.</w:t>
-      </w:r>
-      <w:r>
-        <w:t xml:space="preserve"> </w:t>
-      </w:r>
-      <w:r>
-        <w:t xml:space="preserve">Формула на правой границе учитывает и теплопроводность материала, и коэффициент теплоотдачи с окружающей средой. После завершения расчётов данные сохраняются в файл, где каждая строка содержит значения температуры в конкретный момент времени.</w:t>
-      </w:r>
-      <w:r>
-        <w:t xml:space="preserve"> </w:t>
-      </w:r>
-      <w:r>
-        <w:t xml:space="preserve">##6. Реализация на Python</w:t>
-      </w:r>
-      <w:r>
-        <w:t xml:space="preserve"> </w:t>
-      </w:r>
-      <w:r>
-        <w:t xml:space="preserve">На стороне Python нами реализован скрипт, который:</w:t>
       </w:r>
     </w:p>
     <w:p>
@@ -415,7 +383,29 @@
         </w:numPr>
       </w:pPr>
       <w:r>
-        <w:t xml:space="preserve">Загружает рассчитанные температурные поля;</w:t>
+        <w:t xml:space="preserve">В обратном — по ним определяется температура в каждом узле.</w:t>
+      </w:r>
+    </w:p>
+    <w:p>
+      <w:pPr>
+        <w:pStyle w:val="FirstParagraph"/>
+      </w:pPr>
+      <w:r>
+        <w:t xml:space="preserve">Это итеративный процесс: на каждом шаге рассчитываются новые значения температуры, и</w:t>
+      </w:r>
+      <w:r>
+        <w:t xml:space="preserve"> </w:t>
+      </w:r>
+      <w:r>
+        <w:t xml:space="preserve">вычисления продолжаются, пока не будет достигнуто сходимости по критерию (разница между итерациями становится меньше ε = 1e-5).</w:t>
+      </w:r>
+    </w:p>
+    <w:p>
+      <w:pPr>
+        <w:pStyle w:val="BodyText"/>
+      </w:pPr>
+      <w:r>
+        <w:t xml:space="preserve">На границах задаются условия:</w:t>
       </w:r>
     </w:p>
     <w:p>
@@ -423,11 +413,11 @@
         <w:pStyle w:val="Compact"/>
         <w:numPr>
           <w:ilvl w:val="0"/>
-          <w:numId w:val="1002"/>
+          <w:numId w:val="1003"/>
         </w:numPr>
       </w:pPr>
       <w:r>
-        <w:t xml:space="preserve">Строит графики по времени и пространству;</w:t>
+        <w:t xml:space="preserve">Левая граница — фиксированная температура.</w:t>
       </w:r>
     </w:p>
     <w:p>
@@ -435,7 +425,65 @@
         <w:pStyle w:val="Compact"/>
         <w:numPr>
           <w:ilvl w:val="0"/>
-          <w:numId w:val="1002"/>
+          <w:numId w:val="1003"/>
+        </w:numPr>
+      </w:pPr>
+      <w:r>
+        <w:t xml:space="preserve">Правая — теплообмен с внешней средой.</w:t>
+      </w:r>
+      <w:r>
+        <w:t xml:space="preserve"> </w:t>
+      </w:r>
+      <w:r>
+        <w:t xml:space="preserve">Формула на правой границе учитывает и теплопроводность материала, и коэффициент теплоотдачи с окружающей средой. После завершения расчётов данные сохраняются в файл, где каждая строка содержит значения температуры в конкретный момент времени.</w:t>
+      </w:r>
+    </w:p>
+    <w:p>
+      <w:pPr>
+        <w:pStyle w:val="FirstParagraph"/>
+      </w:pPr>
+      <w:r>
+        <w:t xml:space="preserve">##6. Реализация на Python</w:t>
+      </w:r>
+    </w:p>
+    <w:p>
+      <w:pPr>
+        <w:pStyle w:val="BodyText"/>
+      </w:pPr>
+      <w:r>
+        <w:t xml:space="preserve">На стороне Python нами реализован скрипт, который:</w:t>
+      </w:r>
+    </w:p>
+    <w:p>
+      <w:pPr>
+        <w:pStyle w:val="Compact"/>
+        <w:numPr>
+          <w:ilvl w:val="0"/>
+          <w:numId w:val="1004"/>
+        </w:numPr>
+      </w:pPr>
+      <w:r>
+        <w:t xml:space="preserve">Загружает рассчитанные температурные поля;</w:t>
+      </w:r>
+    </w:p>
+    <w:p>
+      <w:pPr>
+        <w:pStyle w:val="Compact"/>
+        <w:numPr>
+          <w:ilvl w:val="0"/>
+          <w:numId w:val="1004"/>
+        </w:numPr>
+      </w:pPr>
+      <w:r>
+        <w:t xml:space="preserve">Строит графики по времени и пространству;</w:t>
+      </w:r>
+    </w:p>
+    <w:p>
+      <w:pPr>
+        <w:pStyle w:val="Compact"/>
+        <w:numPr>
+          <w:ilvl w:val="0"/>
+          <w:numId w:val="1004"/>
         </w:numPr>
       </w:pPr>
       <w:r>
@@ -479,15 +527,19 @@
       <w:r>
         <w:t xml:space="preserve">режимами горения. Это проявляется в характере графика: при низкой энергии активации решение стабилизируется, а при превышении критического значения — температура начинает колебаться, иногда резко.</w:t>
       </w:r>
-      <w:r>
-        <w:t xml:space="preserve"> </w:t>
-      </w:r>
+    </w:p>
+    <w:p>
+      <w:pPr>
+        <w:pStyle w:val="FirstParagraph"/>
+      </w:pPr>
       <w:r>
         <w:t xml:space="preserve">##7. Ключевые параметры</w:t>
       </w:r>
-      <w:r>
-        <w:t xml:space="preserve"> </w:t>
-      </w:r>
+    </w:p>
+    <w:p>
+      <w:pPr>
+        <w:pStyle w:val="BodyText"/>
+      </w:pPr>
       <w:r>
         <w:t xml:space="preserve">Особое внимание мы уделили подбору параметров модели. Среди них:</w:t>
       </w:r>
@@ -497,7 +549,7 @@
         <w:pStyle w:val="Compact"/>
         <w:numPr>
           <w:ilvl w:val="0"/>
-          <w:numId w:val="1002"/>
+          <w:numId w:val="1005"/>
         </w:numPr>
       </w:pPr>
       <w:r>
@@ -519,7 +571,7 @@
         <w:pStyle w:val="Compact"/>
         <w:numPr>
           <w:ilvl w:val="0"/>
-          <w:numId w:val="1002"/>
+          <w:numId w:val="1005"/>
         </w:numPr>
       </w:pPr>
       <w:r>
@@ -541,7 +593,7 @@
         <w:pStyle w:val="Compact"/>
         <w:numPr>
           <w:ilvl w:val="0"/>
-          <w:numId w:val="1002"/>
+          <w:numId w:val="1005"/>
         </w:numPr>
       </w:pPr>
       <w:r>
@@ -563,7 +615,7 @@
         <w:pStyle w:val="Compact"/>
         <w:numPr>
           <w:ilvl w:val="0"/>
-          <w:numId w:val="1002"/>
+          <w:numId w:val="1005"/>
         </w:numPr>
       </w:pPr>
       <w:r>
@@ -585,7 +637,7 @@
         <w:pStyle w:val="Compact"/>
         <w:numPr>
           <w:ilvl w:val="0"/>
-          <w:numId w:val="1002"/>
+          <w:numId w:val="1005"/>
         </w:numPr>
       </w:pPr>
       <w:r>
@@ -607,7 +659,7 @@
         <w:pStyle w:val="Compact"/>
         <w:numPr>
           <w:ilvl w:val="0"/>
-          <w:numId w:val="1002"/>
+          <w:numId w:val="1005"/>
         </w:numPr>
       </w:pPr>
       <w:r>
@@ -630,9 +682,11 @@
       <w:r>
         <w:t xml:space="preserve">— предэкспоненциальный множитель.</w:t>
       </w:r>
-      <w:r>
-        <w:t xml:space="preserve"> </w:t>
-      </w:r>
+    </w:p>
+    <w:p>
+      <w:pPr>
+        <w:pStyle w:val="FirstParagraph"/>
+      </w:pPr>
       <w:r>
         <w:t xml:space="preserve">Изменяя только значение</w:t>
       </w:r>
@@ -649,15 +703,19 @@
       <w:r>
         <w:t xml:space="preserve">, мы смогли наблюдать переход от устойчивого к неустойчивому режиму. Это важный результат, который подтверждает физическую адекватность модели.</w:t>
       </w:r>
-      <w:r>
-        <w:t xml:space="preserve"> </w:t>
-      </w:r>
+    </w:p>
+    <w:p>
+      <w:pPr>
+        <w:pStyle w:val="BodyText"/>
+      </w:pPr>
       <w:r>
         <w:t xml:space="preserve">##8. Результаты на графиках</w:t>
       </w:r>
-      <w:r>
-        <w:t xml:space="preserve"> </w:t>
-      </w:r>
+    </w:p>
+    <w:p>
+      <w:pPr>
+        <w:pStyle w:val="BodyText"/>
+      </w:pPr>
       <w:r>
         <w:t xml:space="preserve">На первом графике температура монотонно возрастает и выходит на плато — признак стабилизации. Но при</w:t>
       </w:r>
@@ -693,14 +751,16 @@
     </w:p>
     <w:p>
       <w:pPr>
-        <w:pStyle w:val="FirstParagraph"/>
+        <w:pStyle w:val="BodyText"/>
       </w:pPr>
       <w:r>
         <w:t xml:space="preserve">##9. Обсуждение результатов</w:t>
       </w:r>
-      <w:r>
-        <w:t xml:space="preserve"> </w:t>
-      </w:r>
+    </w:p>
+    <w:p>
+      <w:pPr>
+        <w:pStyle w:val="BodyText"/>
+      </w:pPr>
       <w:r>
         <w:t xml:space="preserve">Один из важнейших итогов — возможность управляемо моделировать переход между режимами горения. Мы доказали, что модель реагирует на изменение параметров так, как предсказывает физика процесса.</w:t>
       </w:r>
@@ -709,60 +769,6 @@
       </w:r>
       <w:r>
         <w:t xml:space="preserve">Это означает, что:</w:t>
-      </w:r>
-      <w:r>
-        <w:t xml:space="preserve"> </w:t>
-      </w:r>
-      <w:r>
-        <w:t xml:space="preserve">* Модель пригодна для прогнозирования поведения реальных материалов при тепловом воздействии.</w:t>
-      </w:r>
-      <w:r>
-        <w:t xml:space="preserve"> </w:t>
-      </w:r>
-      <w:r>
-        <w:t xml:space="preserve">* Её можно адаптировать под разные задачи: от пожарной безопасности до проектирования реакторов.</w:t>
-      </w:r>
-    </w:p>
-    <w:p>
-      <w:pPr>
-        <w:pStyle w:val="BodyText"/>
-      </w:pPr>
-      <w:r>
-        <w:t xml:space="preserve">Кроме того, работа с двумя языками программирования показала себя с лучшей стороны: мы чётко разделили</w:t>
-      </w:r>
-      <w:r>
-        <w:t xml:space="preserve"> </w:t>
-      </w:r>
-      <w:r>
-        <w:t xml:space="preserve">вычислительную и аналитическую части, что облегчило отладку, эксперименты и модификации.</w:t>
-      </w:r>
-    </w:p>
-    <w:p>
-      <w:pPr>
-        <w:pStyle w:val="BodyText"/>
-      </w:pPr>
-      <w:r>
-        <w:t xml:space="preserve">##10. Командная работа и самооценка</w:t>
-      </w:r>
-    </w:p>
-    <w:p>
-      <w:pPr>
-        <w:pStyle w:val="BodyText"/>
-      </w:pPr>
-      <w:r>
-        <w:t xml:space="preserve">Работа над проектом велась командно. Мы распределили роли так, чтобы задействовать сильные стороны каждого участника: кто-то работал над математической частью, кто-то над кодом, кто-то отвечал</w:t>
-      </w:r>
-      <w:r>
-        <w:t xml:space="preserve"> </w:t>
-      </w:r>
-      <w:r>
-        <w:t xml:space="preserve">за визуализацию и оформление. Каждый участник внёс вклад в реализацию, тестирование и анализ модели. Благодаря тесной коммуникации мы быстро выявляли ошибки, предлагали улучшения, адаптировали параметры и делали выводы.</w:t>
-      </w:r>
-      <w:r>
-        <w:t xml:space="preserve"> </w:t>
-      </w:r>
-      <w:r>
-        <w:t xml:space="preserve">Важно отметить, что:</w:t>
       </w:r>
     </w:p>
     <w:p>
@@ -770,11 +776,11 @@
         <w:pStyle w:val="Compact"/>
         <w:numPr>
           <w:ilvl w:val="0"/>
-          <w:numId w:val="1003"/>
+          <w:numId w:val="1006"/>
         </w:numPr>
       </w:pPr>
       <w:r>
-        <w:t xml:space="preserve">Все модули проекта документированы и воспроизводимы.</w:t>
+        <w:t xml:space="preserve">Модель пригодна для прогнозирования поведения реальных материалов при тепловом воздействии.</w:t>
       </w:r>
     </w:p>
     <w:p>
@@ -782,11 +788,47 @@
         <w:pStyle w:val="Compact"/>
         <w:numPr>
           <w:ilvl w:val="0"/>
-          <w:numId w:val="1003"/>
+          <w:numId w:val="1006"/>
         </w:numPr>
       </w:pPr>
       <w:r>
-        <w:t xml:space="preserve">Код оформлен в виде отдельных файлов с возможностью масштабирования модели.</w:t>
+        <w:t xml:space="preserve">Её можно адаптировать под разные задачи: от пожарной безопасности до проектирования реакторов.</w:t>
+      </w:r>
+    </w:p>
+    <w:p>
+      <w:pPr>
+        <w:pStyle w:val="FirstParagraph"/>
+      </w:pPr>
+      <w:r>
+        <w:t xml:space="preserve">Кроме того, работа с двумя языками программирования показала себя с лучшей стороны: мы чётко разделили</w:t>
+      </w:r>
+      <w:r>
+        <w:t xml:space="preserve"> </w:t>
+      </w:r>
+      <w:r>
+        <w:t xml:space="preserve">вычислительную и аналитическую части, что облегчило отладку, эксперименты и модификации.</w:t>
+      </w:r>
+    </w:p>
+    <w:p>
+      <w:pPr>
+        <w:pStyle w:val="BodyText"/>
+      </w:pPr>
+      <w:r>
+        <w:t xml:space="preserve">##10. Командная работа и самооценка</w:t>
+      </w:r>
+    </w:p>
+    <w:p>
+      <w:pPr>
+        <w:pStyle w:val="BodyText"/>
+      </w:pPr>
+      <w:r>
+        <w:t xml:space="preserve">Работа над проектом велась командно. Мы распределили роли так, чтобы задействовать сильные стороны каждого участника: кто-то работал над математической частью, кто-то над кодом, кто-то отвечал за визуализацию и оформление. Каждый участник внёс вклад в реализацию, тестирование и анализ модели. Благодаря тесной коммуникации мы быстро выявляли ошибки, предлагали улучшения, адаптировали параметры и делали выводы.</w:t>
+      </w:r>
+      <w:r>
+        <w:t xml:space="preserve"> </w:t>
+      </w:r>
+      <w:r>
+        <w:t xml:space="preserve">Важно отметить, что:</w:t>
       </w:r>
     </w:p>
     <w:p>
@@ -794,23 +836,11 @@
         <w:pStyle w:val="Compact"/>
         <w:numPr>
           <w:ilvl w:val="0"/>
-          <w:numId w:val="1003"/>
+          <w:numId w:val="1007"/>
         </w:numPr>
       </w:pPr>
       <w:r>
-        <w:t xml:space="preserve">Г рафики сопровождаются интерпретацией и физическим обоснованием.</w:t>
-      </w:r>
-      <w:r>
-        <w:t xml:space="preserve"> </w:t>
-      </w:r>
-      <w:r>
-        <w:t xml:space="preserve">##11. Заключение</w:t>
-      </w:r>
-      <w:r>
-        <w:t xml:space="preserve"> </w:t>
-      </w:r>
-      <w:r>
-        <w:t xml:space="preserve">В рамках проекта:</w:t>
+        <w:t xml:space="preserve">Все модули проекта документированы и воспроизводимы.</w:t>
       </w:r>
     </w:p>
     <w:p>
@@ -818,11 +848,11 @@
         <w:pStyle w:val="Compact"/>
         <w:numPr>
           <w:ilvl w:val="0"/>
-          <w:numId w:val="1003"/>
+          <w:numId w:val="1007"/>
         </w:numPr>
       </w:pPr>
       <w:r>
-        <w:t xml:space="preserve">Мы реализовали математическую модель теплопроводности и детерминированного горения;</w:t>
+        <w:t xml:space="preserve">Код оформлен в виде отдельных файлов с возможностью масштабирования модели.</w:t>
       </w:r>
     </w:p>
     <w:p>
@@ -830,11 +860,27 @@
         <w:pStyle w:val="Compact"/>
         <w:numPr>
           <w:ilvl w:val="0"/>
-          <w:numId w:val="1003"/>
+          <w:numId w:val="1007"/>
         </w:numPr>
       </w:pPr>
       <w:r>
-        <w:t xml:space="preserve">Разработали численный алгоритм на Julia с высокой производительностью;</w:t>
+        <w:t xml:space="preserve">Г рафики сопровождаются интерпретацией и физическим обоснованием.</w:t>
+      </w:r>
+    </w:p>
+    <w:p>
+      <w:pPr>
+        <w:pStyle w:val="FirstParagraph"/>
+      </w:pPr>
+      <w:r>
+        <w:t xml:space="preserve">##11. Заключение</w:t>
+      </w:r>
+    </w:p>
+    <w:p>
+      <w:pPr>
+        <w:pStyle w:val="BodyText"/>
+      </w:pPr>
+      <w:r>
+        <w:t xml:space="preserve">В рамках проекта:</w:t>
       </w:r>
     </w:p>
     <w:p>
@@ -842,11 +888,11 @@
         <w:pStyle w:val="Compact"/>
         <w:numPr>
           <w:ilvl w:val="0"/>
-          <w:numId w:val="1003"/>
+          <w:numId w:val="1008"/>
         </w:numPr>
       </w:pPr>
       <w:r>
-        <w:t xml:space="preserve">Выполнили визуализацию на Python;</w:t>
+        <w:t xml:space="preserve">Мы реализовали математическую модель теплопроводности и детерминированного горения;</w:t>
       </w:r>
     </w:p>
     <w:p>
@@ -854,11 +900,11 @@
         <w:pStyle w:val="Compact"/>
         <w:numPr>
           <w:ilvl w:val="0"/>
-          <w:numId w:val="1003"/>
+          <w:numId w:val="1008"/>
         </w:numPr>
       </w:pPr>
       <w:r>
-        <w:t xml:space="preserve">Исследовали критические режимы в системе;</w:t>
+        <w:t xml:space="preserve">Разработали численный алгоритм на Julia с высокой производительностью;</w:t>
       </w:r>
     </w:p>
     <w:p>
@@ -866,79 +912,48 @@
         <w:pStyle w:val="Compact"/>
         <w:numPr>
           <w:ilvl w:val="0"/>
-          <w:numId w:val="1003"/>
+          <w:numId w:val="1008"/>
         </w:numPr>
       </w:pPr>
       <w:r>
+        <w:t xml:space="preserve">Выполнили визуализацию на Python;</w:t>
+      </w:r>
+    </w:p>
+    <w:p>
+      <w:pPr>
+        <w:pStyle w:val="Compact"/>
+        <w:numPr>
+          <w:ilvl w:val="0"/>
+          <w:numId w:val="1008"/>
+        </w:numPr>
+      </w:pPr>
+      <w:r>
+        <w:t xml:space="preserve">Исследовали критические режимы в системе;</w:t>
+      </w:r>
+    </w:p>
+    <w:p>
+      <w:pPr>
+        <w:pStyle w:val="Compact"/>
+        <w:numPr>
+          <w:ilvl w:val="0"/>
+          <w:numId w:val="1008"/>
+        </w:numPr>
+      </w:pPr>
+      <w:r>
         <w:t xml:space="preserve">И подтвердили адекватность модели результатами расчётов.</w:t>
       </w:r>
-      <w:r>
-        <w:t xml:space="preserve"> </w:t>
-      </w:r>
+    </w:p>
+    <w:p>
+      <w:pPr>
+        <w:pStyle w:val="FirstParagraph"/>
+      </w:pPr>
       <w:r>
         <w:t xml:space="preserve">Проект дал нам опыт в математическом моделировании, численных методах, программной реализации и командной работе.</w:t>
       </w:r>
     </w:p>
-    <w:bookmarkStart w:id="24" w:name="fig:001"/>
-    <w:p>
-      <w:pPr>
-        <w:pStyle w:val="CaptionedFigure"/>
-      </w:pPr>
-      <w:r>
-        <w:drawing>
-          <wp:inline>
-            <wp:extent cx="3733800" cy="2800350"/>
-            <wp:effectExtent b="0" l="0" r="0" t="0"/>
-            <wp:docPr descr="Рис. 1: Название рисунка" title="" id="22" name="Picture"/>
-            <a:graphic>
-              <a:graphicData uri="http://schemas.openxmlformats.org/drawingml/2006/picture">
-                <pic:pic>
-                  <pic:nvPicPr>
-                    <pic:cNvPr descr="image/placeimg_800_600_tech.jpg" id="23" name="Picture"/>
-                    <pic:cNvPicPr>
-                      <a:picLocks noChangeArrowheads="1" noChangeAspect="1"/>
-                    </pic:cNvPicPr>
-                  </pic:nvPicPr>
-                  <pic:blipFill>
-                    <a:blip r:embed="rId21"/>
-                    <a:stretch>
-                      <a:fillRect/>
-                    </a:stretch>
-                  </pic:blipFill>
-                  <pic:spPr bwMode="auto">
-                    <a:xfrm>
-                      <a:off x="0" y="0"/>
-                      <a:ext cx="3733800" cy="2800350"/>
-                    </a:xfrm>
-                    <a:prstGeom prst="rect">
-                      <a:avLst/>
-                    </a:prstGeom>
-                    <a:noFill/>
-                    <a:ln w="9525">
-                      <a:noFill/>
-                      <a:headEnd/>
-                      <a:tailEnd/>
-                    </a:ln>
-                  </pic:spPr>
-                </pic:pic>
-              </a:graphicData>
-            </a:graphic>
-          </wp:inline>
-        </w:drawing>
-      </w:r>
-    </w:p>
-    <w:p>
-      <w:pPr>
-        <w:pStyle w:val="ImageCaption"/>
-      </w:pPr>
-      <w:r>
-        <w:t xml:space="preserve">Рис. 1: Название рисунка</w:t>
-      </w:r>
-    </w:p>
+    <w:bookmarkEnd w:id="23"/>
     <w:bookmarkEnd w:id="24"/>
-    <w:bookmarkEnd w:id="25"/>
-    <w:bookmarkEnd w:id="26"/>
-    <w:bookmarkStart w:id="27" w:name="выводы"/>
+    <w:bookmarkStart w:id="25" w:name="выводы"/>
     <w:p>
       <w:pPr>
         <w:pStyle w:val="Heading1"/>
@@ -961,22 +976,22 @@
         <w:pStyle w:val="FirstParagraph"/>
       </w:pPr>
       <w:r>
-        <w:t xml:space="preserve">Здесь кратко описываются итоги проделанной работы.</w:t>
-      </w:r>
-    </w:p>
+        <w:t xml:space="preserve">В ходе работы была разработана численная модель, описывающая теплопередачу и химическое горение в сплошной среде. Удалось реализовать корректную математическую и численную постановку задачи, а также провести визуализацию поведения системы при различных параметрах, включая области, близкие к критическим режимам. Полученные результаты позволяют более глубоко понять механизмы теплового распространения и взаимодействия с химическими реакциями, что делает модель полезной для задач проектирования термостойких материалов, исследования горения в пористых структурах и анализа устойчивости химических процессов.</w:t>
+      </w:r>
+    </w:p>
+    <w:bookmarkEnd w:id="25"/>
+    <w:bookmarkStart w:id="27" w:name="список-литературы"/>
+    <w:p>
+      <w:pPr>
+        <w:pStyle w:val="Heading1"/>
+      </w:pPr>
+      <w:r>
+        <w:t xml:space="preserve">Список литературы</w:t>
+      </w:r>
+    </w:p>
+    <w:bookmarkStart w:id="26" w:name="refs"/>
+    <w:bookmarkEnd w:id="26"/>
     <w:bookmarkEnd w:id="27"/>
-    <w:bookmarkStart w:id="29" w:name="список-литературы"/>
-    <w:p>
-      <w:pPr>
-        <w:pStyle w:val="Heading1"/>
-      </w:pPr>
-      <w:r>
-        <w:t xml:space="preserve">Список литературы</w:t>
-      </w:r>
-    </w:p>
-    <w:bookmarkStart w:id="28" w:name="refs"/>
-    <w:bookmarkEnd w:id="28"/>
-    <w:bookmarkEnd w:id="29"/>
     <w:sectPr>
       <w:footnotePr>
         <w:numRestart w:val="eachSect"/>
@@ -1200,6 +1215,21 @@
     <w:abstractNumId w:val="991"/>
   </w:num>
   <w:num w:numId="1003">
+    <w:abstractNumId w:val="991"/>
+  </w:num>
+  <w:num w:numId="1004">
+    <w:abstractNumId w:val="991"/>
+  </w:num>
+  <w:num w:numId="1005">
+    <w:abstractNumId w:val="991"/>
+  </w:num>
+  <w:num w:numId="1006">
+    <w:abstractNumId w:val="991"/>
+  </w:num>
+  <w:num w:numId="1007">
+    <w:abstractNumId w:val="991"/>
+  </w:num>
+  <w:num w:numId="1008">
     <w:abstractNumId w:val="991"/>
   </w:num>
 </w:numbering>

--- a/project-group/stage4/report/report.docx
+++ b/project-group/stage4/report/report.docx
@@ -137,7 +137,7 @@
       </w:r>
     </w:p>
     <w:bookmarkEnd w:id="20"/>
-    <w:bookmarkStart w:id="24" w:name="задание"/>
+    <w:bookmarkStart w:id="31" w:name="задание"/>
     <w:p>
       <w:pPr>
         <w:pStyle w:val="Heading1"/>
@@ -182,7 +182,7 @@
         <w:tab/>
       </w:r>
       <w:r>
-        <w:t xml:space="preserve">2. Инструменты и языки</w:t>
+        <w:t xml:space="preserve">Инструменты и языки</w:t>
       </w:r>
     </w:p>
     <w:p>
@@ -238,7 +238,7 @@
         <w:tab/>
       </w:r>
       <w:r>
-        <w:t xml:space="preserve">3. Математическая модель</w:t>
+        <w:t xml:space="preserve">Математическая модель</w:t>
       </w:r>
     </w:p>
     <w:p>
@@ -271,7 +271,7 @@
         <w:tab/>
       </w:r>
       <w:r>
-        <w:t xml:space="preserve">4. Структура программы</w:t>
+        <w:t xml:space="preserve">Структура программы</w:t>
       </w:r>
     </w:p>
     <w:p>
@@ -326,16 +326,29 @@
         <w:t xml:space="preserve">: строит графики зависимости температуры от времени и по координате. Мы исследовали поведение температуры в различных точках материала, а также общий характер решения при разных значениях энергии активации.</w:t>
       </w:r>
     </w:p>
+    <w:bookmarkEnd w:id="23"/>
+    <w:bookmarkStart w:id="24" w:name="численная-реализация"/>
+    <w:p>
+      <w:pPr>
+        <w:pStyle w:val="Heading2"/>
+      </w:pPr>
+      <w:r>
+        <w:rPr>
+          <w:rStyle w:val="SectionNumber"/>
+        </w:rPr>
+        <w:t xml:space="preserve">2.4</w:t>
+      </w:r>
+      <w:r>
+        <w:tab/>
+      </w:r>
+      <w:r>
+        <w:t xml:space="preserve">Численная реализация</w:t>
+      </w:r>
+    </w:p>
     <w:p>
       <w:pPr>
         <w:pStyle w:val="FirstParagraph"/>
       </w:pPr>
-      <w:r>
-        <w:t xml:space="preserve">##5. Численная реализация</w:t>
-      </w:r>
-      <w:r>
-        <w:t xml:space="preserve"> </w:t>
-      </w:r>
       <w:r>
         <w:t xml:space="preserve">Реализация на</w:t>
       </w:r>
@@ -438,17 +451,28 @@
         <w:t xml:space="preserve">Формула на правой границе учитывает и теплопроводность материала, и коэффициент теплоотдачи с окружающей средой. После завершения расчётов данные сохраняются в файл, где каждая строка содержит значения температуры в конкретный момент времени.</w:t>
       </w:r>
     </w:p>
+    <w:bookmarkEnd w:id="24"/>
+    <w:bookmarkStart w:id="25" w:name="реализация-на-python"/>
+    <w:p>
+      <w:pPr>
+        <w:pStyle w:val="Heading2"/>
+      </w:pPr>
+      <w:r>
+        <w:rPr>
+          <w:rStyle w:val="SectionNumber"/>
+        </w:rPr>
+        <w:t xml:space="preserve">2.5</w:t>
+      </w:r>
+      <w:r>
+        <w:tab/>
+      </w:r>
+      <w:r>
+        <w:t xml:space="preserve">Реализация на Python</w:t>
+      </w:r>
+    </w:p>
     <w:p>
       <w:pPr>
         <w:pStyle w:val="FirstParagraph"/>
-      </w:pPr>
-      <w:r>
-        <w:t xml:space="preserve">##6. Реализация на Python</w:t>
-      </w:r>
-    </w:p>
-    <w:p>
-      <w:pPr>
-        <w:pStyle w:val="BodyText"/>
       </w:pPr>
       <w:r>
         <w:t xml:space="preserve">На стороне Python нами реализован скрипт, который:</w:t>
@@ -528,17 +552,28 @@
         <w:t xml:space="preserve">режимами горения. Это проявляется в характере графика: при низкой энергии активации решение стабилизируется, а при превышении критического значения — температура начинает колебаться, иногда резко.</w:t>
       </w:r>
     </w:p>
+    <w:bookmarkEnd w:id="25"/>
+    <w:bookmarkStart w:id="26" w:name="ключевые-параметры"/>
+    <w:p>
+      <w:pPr>
+        <w:pStyle w:val="Heading2"/>
+      </w:pPr>
+      <w:r>
+        <w:rPr>
+          <w:rStyle w:val="SectionNumber"/>
+        </w:rPr>
+        <w:t xml:space="preserve">2.6</w:t>
+      </w:r>
+      <w:r>
+        <w:tab/>
+      </w:r>
+      <w:r>
+        <w:t xml:space="preserve">Ключевые параметры</w:t>
+      </w:r>
+    </w:p>
     <w:p>
       <w:pPr>
         <w:pStyle w:val="FirstParagraph"/>
-      </w:pPr>
-      <w:r>
-        <w:t xml:space="preserve">##7. Ключевые параметры</w:t>
-      </w:r>
-    </w:p>
-    <w:p>
-      <w:pPr>
-        <w:pStyle w:val="BodyText"/>
       </w:pPr>
       <w:r>
         <w:t xml:space="preserve">Особое внимание мы уделили подбору параметров модели. Среди них:</w:t>
@@ -704,17 +739,28 @@
         <w:t xml:space="preserve">, мы смогли наблюдать переход от устойчивого к неустойчивому режиму. Это важный результат, который подтверждает физическую адекватность модели.</w:t>
       </w:r>
     </w:p>
-    <w:p>
-      <w:pPr>
-        <w:pStyle w:val="BodyText"/>
-      </w:pPr>
-      <w:r>
-        <w:t xml:space="preserve">##8. Результаты на графиках</w:t>
-      </w:r>
-    </w:p>
-    <w:p>
-      <w:pPr>
-        <w:pStyle w:val="BodyText"/>
+    <w:bookmarkEnd w:id="26"/>
+    <w:bookmarkStart w:id="27" w:name="результаты-на-графиках"/>
+    <w:p>
+      <w:pPr>
+        <w:pStyle w:val="Heading2"/>
+      </w:pPr>
+      <w:r>
+        <w:rPr>
+          <w:rStyle w:val="SectionNumber"/>
+        </w:rPr>
+        <w:t xml:space="preserve">2.7</w:t>
+      </w:r>
+      <w:r>
+        <w:tab/>
+      </w:r>
+      <w:r>
+        <w:t xml:space="preserve">Результаты на графиках</w:t>
+      </w:r>
+    </w:p>
+    <w:p>
+      <w:pPr>
+        <w:pStyle w:val="FirstParagraph"/>
       </w:pPr>
       <w:r>
         <w:t xml:space="preserve">На первом графике температура монотонно возрастает и выходит на плато — признак стабилизации. Но при</w:t>
@@ -749,17 +795,28 @@
         <w:t xml:space="preserve">. Такой режим характерен для автоколебательных химических реакций, где обратная связь между температурой и скоростью реакции вызывает периодические всплески. Модель это отлично воспроизводит.</w:t>
       </w:r>
     </w:p>
-    <w:p>
-      <w:pPr>
-        <w:pStyle w:val="BodyText"/>
-      </w:pPr>
-      <w:r>
-        <w:t xml:space="preserve">##9. Обсуждение результатов</w:t>
-      </w:r>
-    </w:p>
-    <w:p>
-      <w:pPr>
-        <w:pStyle w:val="BodyText"/>
+    <w:bookmarkEnd w:id="27"/>
+    <w:bookmarkStart w:id="28" w:name="обсуждение-результатов"/>
+    <w:p>
+      <w:pPr>
+        <w:pStyle w:val="Heading2"/>
+      </w:pPr>
+      <w:r>
+        <w:rPr>
+          <w:rStyle w:val="SectionNumber"/>
+        </w:rPr>
+        <w:t xml:space="preserve">2.8</w:t>
+      </w:r>
+      <w:r>
+        <w:tab/>
+      </w:r>
+      <w:r>
+        <w:t xml:space="preserve">Обсуждение результатов</w:t>
+      </w:r>
+    </w:p>
+    <w:p>
+      <w:pPr>
+        <w:pStyle w:val="FirstParagraph"/>
       </w:pPr>
       <w:r>
         <w:t xml:space="preserve">Один из важнейших итогов — возможность управляемо моделировать переход между режимами горения. Мы доказали, что модель реагирует на изменение параметров так, как предсказывает физика процесса.</w:t>
@@ -809,17 +866,28 @@
         <w:t xml:space="preserve">вычислительную и аналитическую части, что облегчило отладку, эксперименты и модификации.</w:t>
       </w:r>
     </w:p>
-    <w:p>
-      <w:pPr>
-        <w:pStyle w:val="BodyText"/>
-      </w:pPr>
-      <w:r>
-        <w:t xml:space="preserve">##10. Командная работа и самооценка</w:t>
-      </w:r>
-    </w:p>
-    <w:p>
-      <w:pPr>
-        <w:pStyle w:val="BodyText"/>
+    <w:bookmarkEnd w:id="28"/>
+    <w:bookmarkStart w:id="29" w:name="командная-работа-и-самооценка"/>
+    <w:p>
+      <w:pPr>
+        <w:pStyle w:val="Heading2"/>
+      </w:pPr>
+      <w:r>
+        <w:rPr>
+          <w:rStyle w:val="SectionNumber"/>
+        </w:rPr>
+        <w:t xml:space="preserve">2.9</w:t>
+      </w:r>
+      <w:r>
+        <w:tab/>
+      </w:r>
+      <w:r>
+        <w:t xml:space="preserve">Командная работа и самооценка</w:t>
+      </w:r>
+    </w:p>
+    <w:p>
+      <w:pPr>
+        <w:pStyle w:val="FirstParagraph"/>
       </w:pPr>
       <w:r>
         <w:t xml:space="preserve">Работа над проектом велась командно. Мы распределили роли так, чтобы задействовать сильные стороны каждого участника: кто-то работал над математической частью, кто-то над кодом, кто-то отвечал за визуализацию и оформление. Каждый участник внёс вклад в реализацию, тестирование и анализ модели. Благодаря тесной коммуникации мы быстро выявляли ошибки, предлагали улучшения, адаптировали параметры и делали выводы.</w:t>
@@ -867,17 +935,28 @@
         <w:t xml:space="preserve">Г рафики сопровождаются интерпретацией и физическим обоснованием.</w:t>
       </w:r>
     </w:p>
+    <w:bookmarkEnd w:id="29"/>
+    <w:bookmarkStart w:id="30" w:name="заключение"/>
+    <w:p>
+      <w:pPr>
+        <w:pStyle w:val="Heading2"/>
+      </w:pPr>
+      <w:r>
+        <w:rPr>
+          <w:rStyle w:val="SectionNumber"/>
+        </w:rPr>
+        <w:t xml:space="preserve">2.10</w:t>
+      </w:r>
+      <w:r>
+        <w:tab/>
+      </w:r>
+      <w:r>
+        <w:t xml:space="preserve">Заключение</w:t>
+      </w:r>
+    </w:p>
     <w:p>
       <w:pPr>
         <w:pStyle w:val="FirstParagraph"/>
-      </w:pPr>
-      <w:r>
-        <w:t xml:space="preserve">##11. Заключение</w:t>
-      </w:r>
-    </w:p>
-    <w:p>
-      <w:pPr>
-        <w:pStyle w:val="BodyText"/>
       </w:pPr>
       <w:r>
         <w:t xml:space="preserve">В рамках проекта:</w:t>
@@ -951,9 +1030,9 @@
         <w:t xml:space="preserve">Проект дал нам опыт в математическом моделировании, численных методах, программной реализации и командной работе.</w:t>
       </w:r>
     </w:p>
-    <w:bookmarkEnd w:id="23"/>
-    <w:bookmarkEnd w:id="24"/>
-    <w:bookmarkStart w:id="25" w:name="выводы"/>
+    <w:bookmarkEnd w:id="30"/>
+    <w:bookmarkEnd w:id="31"/>
+    <w:bookmarkStart w:id="32" w:name="выводы"/>
     <w:p>
       <w:pPr>
         <w:pStyle w:val="Heading1"/>
@@ -979,8 +1058,8 @@
         <w:t xml:space="preserve">В ходе работы была разработана численная модель, описывающая теплопередачу и химическое горение в сплошной среде. Удалось реализовать корректную математическую и численную постановку задачи, а также провести визуализацию поведения системы при различных параметрах, включая области, близкие к критическим режимам. Полученные результаты позволяют более глубоко понять механизмы теплового распространения и взаимодействия с химическими реакциями, что делает модель полезной для задач проектирования термостойких материалов, исследования горения в пористых структурах и анализа устойчивости химических процессов.</w:t>
       </w:r>
     </w:p>
-    <w:bookmarkEnd w:id="25"/>
-    <w:bookmarkStart w:id="27" w:name="список-литературы"/>
+    <w:bookmarkEnd w:id="32"/>
+    <w:bookmarkStart w:id="34" w:name="список-литературы"/>
     <w:p>
       <w:pPr>
         <w:pStyle w:val="Heading1"/>
@@ -989,9 +1068,17 @@
         <w:t xml:space="preserve">Список литературы</w:t>
       </w:r>
     </w:p>
-    <w:bookmarkStart w:id="26" w:name="refs"/>
-    <w:bookmarkEnd w:id="26"/>
-    <w:bookmarkEnd w:id="27"/>
+    <w:bookmarkStart w:id="33" w:name="refs"/>
+    <w:bookmarkEnd w:id="33"/>
+    <w:p>
+      <w:pPr>
+        <w:pStyle w:val="FirstParagraph"/>
+      </w:pPr>
+      <w:r>
+        <w:t xml:space="preserve">Моделирование физических процессов и явлений на ПК / Д. А. Медведев, А. Л. Куперштох, Э. Р. Прууэл [и др.]. – Новосибирск : Новосиб. гос. ун-т, 2010. – 101 с. – ISBN 978-5-94356-933-3.</w:t>
+      </w:r>
+    </w:p>
+    <w:bookmarkEnd w:id="34"/>
     <w:sectPr>
       <w:footnotePr>
         <w:numRestart w:val="eachSect"/>
